--- a/lab06_ai_detective/report.docx
+++ b/lab06_ai_detective/report.docx
@@ -195,14 +195,27 @@
     <w:p>
       <w:pPr>
         <w:pStyle w:val="aff9"/>
-        <w:spacing w:before="1240" w:beforeAutospacing="0" w:after="0" w:afterAutospacing="0"/>
+        <w:spacing w:before="1040" w:beforeAutospacing="0" w:after="0" w:afterAutospacing="0"/>
         <w:jc w:val="both"/>
       </w:pPr>
       <w:r>
         <w:rPr>
           <w:sz w:val="28"/>
         </w:rPr>
-        <w:t>Обучающийся: Дущенко Даниил Александрович, К3341</w:t>
+        <w:t>Обучающиеся: Дущенко Даниил Александрович, К3341</w:t>
+      </w:r>
+    </w:p>
+    <w:p>
+      <w:pPr>
+        <w:pStyle w:val="aff9"/>
+        <w:spacing w:before="0" w:beforeAutospacing="0" w:after="0" w:afterAutospacing="0"/>
+        <w:jc w:val="both"/>
+      </w:pPr>
+      <w:r>
+        <w:rPr>
+          <w:sz w:val="28"/>
+        </w:rPr>
+        <w:t>Коваленко Евгений Юрьевич, К3341</w:t>
       </w:r>
     </w:p>
     <w:p>
@@ -283,7 +296,7 @@
       <w:r>
         <w:fldChar w:fldCharType="separate"/>
       </w:r>
-      <w:hyperlink w:anchor="_Toc239786413" w:history="1">
+      <w:hyperlink w:anchor="_Toc239790098" w:history="1">
         <w:r>
           <w:rPr>
             <w:rStyle w:val="aff8"/>
@@ -311,7 +324,7 @@
             <w:noProof/>
             <w:webHidden/>
           </w:rPr>
-          <w:instrText xml:space="preserve"> PAGEREF _Toc239786413 \h </w:instrText>
+          <w:instrText xml:space="preserve"> PAGEREF _Toc239790098 \h </w:instrText>
         </w:r>
         <w:r>
           <w:rPr>
@@ -356,7 +369,7 @@
           <w:lang w:val="ru-RU" w:eastAsia="ru-RU"/>
         </w:rPr>
       </w:pPr>
-      <w:hyperlink w:anchor="_Toc239786414" w:history="1">
+      <w:hyperlink w:anchor="_Toc239790099" w:history="1">
         <w:r>
           <w:rPr>
             <w:rStyle w:val="aff8"/>
@@ -384,7 +397,7 @@
             <w:noProof/>
             <w:webHidden/>
           </w:rPr>
-          <w:instrText xml:space="preserve"> PAGEREF _Toc239786414 \h </w:instrText>
+          <w:instrText xml:space="preserve"> PAGEREF _Toc239790099 \h </w:instrText>
         </w:r>
         <w:r>
           <w:rPr>
@@ -429,7 +442,7 @@
           <w:lang w:val="ru-RU" w:eastAsia="ru-RU"/>
         </w:rPr>
       </w:pPr>
-      <w:hyperlink w:anchor="_Toc239786415" w:history="1">
+      <w:hyperlink w:anchor="_Toc239790100" w:history="1">
         <w:r>
           <w:rPr>
             <w:rStyle w:val="aff8"/>
@@ -457,7 +470,7 @@
             <w:noProof/>
             <w:webHidden/>
           </w:rPr>
-          <w:instrText xml:space="preserve"> PAGEREF _Toc239786415 \h </w:instrText>
+          <w:instrText xml:space="preserve"> PAGEREF _Toc239790100 \h </w:instrText>
         </w:r>
         <w:r>
           <w:rPr>
@@ -502,7 +515,7 @@
           <w:lang w:val="ru-RU" w:eastAsia="ru-RU"/>
         </w:rPr>
       </w:pPr>
-      <w:hyperlink w:anchor="_Toc239786416" w:history="1">
+      <w:hyperlink w:anchor="_Toc239790101" w:history="1">
         <w:r>
           <w:rPr>
             <w:rStyle w:val="aff8"/>
@@ -530,7 +543,7 @@
             <w:noProof/>
             <w:webHidden/>
           </w:rPr>
-          <w:instrText xml:space="preserve"> PAGEREF _Toc239786416 \h </w:instrText>
+          <w:instrText xml:space="preserve"> PAGEREF _Toc239790101 \h </w:instrText>
         </w:r>
         <w:r>
           <w:rPr>
@@ -575,7 +588,7 @@
           <w:lang w:val="ru-RU" w:eastAsia="ru-RU"/>
         </w:rPr>
       </w:pPr>
-      <w:hyperlink w:anchor="_Toc239786417" w:history="1">
+      <w:hyperlink w:anchor="_Toc239790102" w:history="1">
         <w:r>
           <w:rPr>
             <w:rStyle w:val="aff8"/>
@@ -603,7 +616,7 @@
             <w:noProof/>
             <w:webHidden/>
           </w:rPr>
-          <w:instrText xml:space="preserve"> PAGEREF _Toc239786417 \h </w:instrText>
+          <w:instrText xml:space="preserve"> PAGEREF _Toc239790102 \h </w:instrText>
         </w:r>
         <w:r>
           <w:rPr>
@@ -648,7 +661,7 @@
           <w:lang w:val="ru-RU" w:eastAsia="ru-RU"/>
         </w:rPr>
       </w:pPr>
-      <w:hyperlink w:anchor="_Toc239786418" w:history="1">
+      <w:hyperlink w:anchor="_Toc239790103" w:history="1">
         <w:r>
           <w:rPr>
             <w:rStyle w:val="aff8"/>
@@ -676,7 +689,7 @@
             <w:noProof/>
             <w:webHidden/>
           </w:rPr>
-          <w:instrText xml:space="preserve"> PAGEREF _Toc239786418 \h </w:instrText>
+          <w:instrText xml:space="preserve"> PAGEREF _Toc239790103 \h </w:instrText>
         </w:r>
         <w:r>
           <w:rPr>
@@ -721,7 +734,7 @@
           <w:lang w:val="ru-RU" w:eastAsia="ru-RU"/>
         </w:rPr>
       </w:pPr>
-      <w:hyperlink w:anchor="_Toc239786419" w:history="1">
+      <w:hyperlink w:anchor="_Toc239790104" w:history="1">
         <w:r>
           <w:rPr>
             <w:rStyle w:val="aff8"/>
@@ -749,7 +762,7 @@
             <w:noProof/>
             <w:webHidden/>
           </w:rPr>
-          <w:instrText xml:space="preserve"> PAGEREF _Toc239786419 \h </w:instrText>
+          <w:instrText xml:space="preserve"> PAGEREF _Toc239790104 \h </w:instrText>
         </w:r>
         <w:r>
           <w:rPr>
@@ -797,7 +810,7 @@
         <w:ind w:firstLine="0"/>
         <w:jc w:val="center"/>
       </w:pPr>
-      <w:bookmarkStart w:id="1" w:name="_Toc239786413"/>
+      <w:bookmarkStart w:id="1" w:name="_Toc239790098"/>
       <w:r>
         <w:lastRenderedPageBreak/>
         <w:t>ВВЕДЕНИЕ</w:t>
@@ -806,35 +819,35 @@
     </w:p>
     <w:p>
       <w:r>
-        <w:t>Исследуется способность одной локальной LLM находить распределённые основания, применять</w:t>
+        <w:t>Мы исследовали способность одной локальной LLM находить</w:t>
       </w:r>
       <w:r>
-        <w:t xml:space="preserve"> правило с исключением, сохранять конфликт источников и отказываться от недоказанного ответа. Сюжет полностью вымышленный: два выпуска сборки на турнире «Орион» в период заморозки. Сначала сохранена истинная последовательность, затем подготовлены девять до</w:t>
+        <w:t xml:space="preserve"> распределённые основания, применять правило с исключением, сохранять конфликт источников и отказываться от недоказанного ответа. Сюжет полностью вымышленный: два выпуска сборки на турнире «Орион» в период заморозки. Сначала мы сохранили истинную последова</w:t>
       </w:r>
       <w:r>
-        <w:t>кументов общим объёмом 5046 слов. Скрытый файл истины не передаётся модели.</w:t>
+        <w:t>тельность, затем подготовили девять документов общим объёмом 5046 слов. Скрытый файл истины не передаётся модели.</w:t>
       </w:r>
     </w:p>
     <w:p>
       <w:r>
-        <w:t xml:space="preserve">Досье включает карточку инцидента, журнал доступа, регламент, независимые по сценарию сообщения Ильи и Миры, сообщение и переписку Веры, технический аудит, архив репетиции и план </w:t>
+        <w:t xml:space="preserve">Досье включает карточку инцидента, журнал доступа, регламент, независимые по сценарию сообщения Ильи и Миры, сообщение и переписку Веры, </w:t>
       </w:r>
       <w:r>
-        <w:t>другого турнира. Последние два документа тематически похожи на полезные, но относятся к другим событиям. Выделены 36 утверждений с уникальными идентификаторами; каждая доказательная цитата дословно присутствует в источнике. Нарративы содержат организационн</w:t>
+        <w:t xml:space="preserve">технический аудит, архив репетиции и план другого турнира. Последние два документа тематически похожи на полезные, но относятся к другим событиям. Мы выделили 36 утверждений с уникальными идентификаторами; каждая доказательная цитата дословно присутствует </w:t>
       </w:r>
       <w:r>
-        <w:t>ый фон и пояснения, поэтому набор не моделирует случайную выборку производственных документов.</w:t>
+        <w:t>в источнике. Нарративы содержат организационный фон и пояснения, поэтому набор не моделирует случайную выборку производственных документов.</w:t>
       </w:r>
     </w:p>
     <w:p>
       <w:r>
-        <w:t>Созданы 12 вопросов: по два прямых, многошаговых, временных, на правило с исключением, противоречие и недостаток данных. Статусы означают подтверждение или опров</w:t>
+        <w:t>Мы составили 12 вопросов: по два прямых, многошаговых, временных, на правило с исключением, противоречие и недостато</w:t>
       </w:r>
       <w:r>
-        <w:t>ержение пропозиции вопроса, конфликт либо недостаточность оснований. При contradicted evidence обосновывает отрицательный ответ; при both два списка ориентированы относительно утвердительной пропозиции. Исходные эталоны и варианты зафиксированы хешами до и</w:t>
+        <w:t>к данных. Статусы означают подтверждение или опровержение пропозиции вопроса, конфликт либо недостаточность оснований. При contradicted evidence обосновывает отрицательный ответ; при both два списка ориентированы относительно утвердительной пропозиции. Исх</w:t>
       </w:r>
       <w:r>
-        <w:t>нференса.</w:t>
+        <w:t>одные эталоны и варианты зафиксированы хешами до инференса.</w:t>
       </w:r>
     </w:p>
     <w:p>
@@ -845,7 +858,7 @@
         <w:spacing w:after="240"/>
         <w:jc w:val="left"/>
       </w:pPr>
-      <w:bookmarkStart w:id="2" w:name="_Toc239786414"/>
+      <w:bookmarkStart w:id="2" w:name="_Toc239790099"/>
       <w:r>
         <w:lastRenderedPageBreak/>
         <w:t>1 Выполнение работы</w:t>
@@ -859,7 +872,7 @@
         <w:spacing w:before="240" w:after="240"/>
         <w:jc w:val="left"/>
       </w:pPr>
-      <w:bookmarkStart w:id="3" w:name="_Toc239786415"/>
+      <w:bookmarkStart w:id="3" w:name="_Toc239790100"/>
       <w:r>
         <w:t>1.1 Методика</w:t>
       </w:r>
@@ -867,35 +880,35 @@
     </w:p>
     <w:p>
       <w:r>
-        <w:t>Режим A получает все документы и реестр идентификаторов для ссылок. BM25 [1] выбирает для B пятнадцать утверждений. Режим C использует строго тот же набор и те же поля, изменяя группировку и порядок. Общий транспо</w:t>
+        <w:t xml:space="preserve">Режим A получает все документы и реестр идентификаторов для ссылок. BM25 [1] выбирает для B пятнадцать утверждений. Режим C использует строго тот же набор и те же </w:t>
       </w:r>
       <w:r>
-        <w:t>рт LM Studio [3], модель, системный промпт, temperature=0 и seed=42 одинаковы. Ответ проверяется Pydantic [2]; неизвестные ссылки и both без второй стороны отвергаются. Для insufficient требуется null и указание нехватки информации. Эта лексическая проверк</w:t>
+        <w:t>поля, изменяя группировку и порядок. Общий транспорт LM Studio [3], модель, системный промпт, temperature=0 и seed=42 одинаковы. Ответ проверяется Pydantic [2]; неизвестные ссылки и both без второй стороны отвергаются. Для insufficient требуется null и ука</w:t>
       </w:r>
       <w:r>
-        <w:t>а не гарантирует истинности свободного объяснения. Сырые ответы, ошибки, токены, время и точный контекст сохраняются; скрытых повторов нет.</w:t>
+        <w:t>зание нехватки информации. Эта лексическая проверка не гарантирует истинности свободного объяснения. Сырые ответы, ошибки, токены, время и точный контекст сохраняются; скрытых повторов нет.</w:t>
       </w:r>
     </w:p>
     <w:p>
       <w:r>
-        <w:t>Для p=3 путь состоит из типа источника, логической категории и временной области. Код равен a₀+3a₁+9a₂. Расстояние о</w:t>
+        <w:t>Для p=3 путь состоит из типа источника, логической категории и вре</w:t>
       </w:r>
       <w:r>
-        <w:t>пределяется длиной общего начального префикса, а не разностью кодов; равные пути имеют расстояние ноль. Внутри ветвей записи сортируются по известному времени. Источник поставлен выше времени, чтобы отдельно показать документальные основания, свидетельства</w:t>
+        <w:t>менной области. Код равен a₀+3a₁+9a₂. Расстояние определяется длиной общего начального префикса, а не разностью кодов; равные пути имеют расстояние ноль. Внутри ветвей записи сортируются по известному времени. Источник поставлен выше времени, чтобы отдельн</w:t>
       </w:r>
       <w:r>
-        <w:t xml:space="preserve"> и правила. При первом временном уровне соседними стали бы одновременные сообщения разных источников: это могло бы облегчить сравнение конфликтов, но разделило бы связанные нормы и исключения. Альтернативный порядок в эксперименте не проверялся.</w:t>
+        <w:t>о показать документальные основания, свидетельства и правила. При первом временном уровне соседними стали бы одновременные сообщения разных источников: это могло бы облегчить сравнение конфликтов, но разделило бы связанные нормы и исключения. Альтернативны</w:t>
+      </w:r>
+      <w:r>
+        <w:t>й порядок в эксперименте не проверялся.</w:t>
       </w:r>
     </w:p>
     <w:p>
       <w:r>
-        <w:t>Перестанов</w:t>
+        <w:t>Перестановка с seed=42 сохраняет содержание. Удаление одной необходимой посылки применяется к четырём многошаговым/временным вопросам; фрагмент удаляется также из полного документа. Для остальных восьми вопросов этот</w:t>
       </w:r>
       <w:r>
-        <w:t>ка с seed=42 сохраняет содержание. Удаление одной необходимой посылки применяется к четырём многошаговым/временным вопросам; фрагмент удаляется также из полного документа. Для остальных восьми вопросов этот тест неприменим. Добавление одного подготовленног</w:t>
-      </w:r>
-      <w:r>
-        <w:t>о противоречия выполняется для всех вопросов. В Q11/Q12 конфликт касается осведомлённости Веры, не раскрывая искомый факт: ожидаемый статус остаётся insufficient. Всего предусмотрено 120 измерений.</w:t>
+        <w:t xml:space="preserve"> тест неприменим. Добавление одного подготовленного противоречия выполняется для всех вопросов. В Q11/Q12 конфликт касается осведомлённости Веры, не раскрывая искомый факт: ожидаемый статус остаётся insufficient. Всего предусмотрено 120 измерений.</w:t>
       </w:r>
     </w:p>
     <w:p>
@@ -905,30 +918,30 @@
         <w:spacing w:before="240" w:after="240"/>
         <w:jc w:val="left"/>
       </w:pPr>
-      <w:bookmarkStart w:id="4" w:name="_Toc239786416"/>
+      <w:bookmarkStart w:id="4" w:name="_Toc239790101"/>
       <w:r>
         <w:lastRenderedPageBreak/>
-        <w:t>1.2 Проверка и результаты</w:t>
+        <w:t>1.2 Пров</w:t>
+      </w:r>
+      <w:r>
+        <w:t>ерка и результаты</w:t>
       </w:r>
       <w:bookmarkEnd w:id="4"/>
     </w:p>
     <w:p>
       <w:r>
-        <w:t>Автоматически проверены 21 тест,</w:t>
+        <w:t xml:space="preserve">Мы выполнили 21 автоматическую проверку, включая все уровни расстояния, ультраметрию на 27³ тройках путей, валидацию, недоступность API, лимит поиска, идентичность B/C и отсутствие удалённого фрагмента. Проверка Streamlit [4] охватила 48 </w:t>
       </w:r>
       <w:r>
-        <w:t xml:space="preserve"> включая все уровни расстояния, ультраметрию на 27³ тройках путей, валидацию, недоступность API, лимит поиска, идентичность B/C и отсутствие удалённого фрагмента. Проверка Streamlit [4] охватила 48 состояний без исключений. До подключения LLM средний recal</w:t>
-      </w:r>
-      <w:r>
-        <w:t>l необходимых утверждений в top-15 по исходным вопросам составил 0,896.</w:t>
+        <w:t>состояний без исключений. До подключения LLM средний recall необходимых утверждений в top-15 по исходным вопросам составил 0,896.</w:t>
       </w:r>
     </w:p>
     <w:p>
       <w:r>
-        <w:t>Выполнены все 120 запросов; 120 ответов прошли формальную валидацию и завершились stop. Хеши эталонов не изменились, фактические наборы B/C совпали. Израсходовано 688026 входных и 1623</w:t>
+        <w:t>Мы выполнили все 120 запросов; 120 ответов прошли формальную валидацию и завершились stop. Хеши эталонов не изменились, фактич</w:t>
       </w:r>
       <w:r>
-        <w:t>1 выходной токен; суммарная наблюдаемая задержка составила 1030 с. Это один тёплый прогон, а не оценка холодного старта.</w:t>
+        <w:t>еские наборы B/C совпали. Израсходовано 688026 входных и 16231 выходной токен; суммарная наблюдаемая задержка составила 1030 с. Это один тёплый прогон, а не оценка холодного старта.</w:t>
       </w:r>
     </w:p>
     <w:p>
@@ -1199,13 +1212,7 @@
               <w:rPr>
                 <w:sz w:val="24"/>
               </w:rPr>
-              <w:t xml:space="preserve">Evidence </w:t>
-            </w:r>
-            <w:r>
-              <w:rPr>
-                <w:sz w:val="24"/>
-              </w:rPr>
-              <w:t>recall</w:t>
+              <w:t>Evidence recall</w:t>
             </w:r>
           </w:p>
         </w:tc>
@@ -1716,13 +1723,7 @@
               <w:rPr>
                 <w:sz w:val="24"/>
               </w:rPr>
-              <w:t xml:space="preserve">Входные </w:t>
-            </w:r>
-            <w:r>
-              <w:rPr>
-                <w:sz w:val="24"/>
-              </w:rPr>
-              <w:t>токены, среднее</w:t>
+              <w:t>Входные токены, среднее</w:t>
             </w:r>
           </w:p>
         </w:tc>
@@ -1933,14 +1934,17 @@
     </w:p>
     <w:p>
       <w:r>
-        <w:t xml:space="preserve">Accuracy измеряет только логический статус. Evidence-метрики усредняются по 12 вопросам; recall контрдоказательств — только по двум </w:t>
+        <w:t>Accuracy измеряет только логический статус. Evidence-метрики усредняются по 12</w:t>
       </w:r>
       <w:r>
-        <w:t xml:space="preserve">вопросам с непустым gold-counterevidence. Invalid-ответов нет. У B/C вход </w:t>
+        <w:t xml:space="preserve"> вопросам; recall контрдоказательств — только по двум вопросам с непустым gold-counterevidence. Invalid-ответов нет. У B/C вход </w:t>
       </w:r>
       <w:r>
         <w:lastRenderedPageBreak/>
-        <w:t>короче примерно на 90%, но accuracy статуса осталась той же: 7/12. Рост F1 ссылок не означает автоматически улучшения логического ответа.</w:t>
+        <w:t>короче примерно на 90%, но accuracy статуса осталась той же: 7/12. Рост F1 ссылок не означает автоматически улучшения логическог</w:t>
+      </w:r>
+      <w:r>
+        <w:t>о ответа.</w:t>
       </w:r>
     </w:p>
     <w:p>
@@ -2669,13 +2673,13 @@
     </w:p>
     <w:p>
       <w:r>
-        <w:t xml:space="preserve">Верный переход требует правильного статуса и до, и после изменения; для добавления </w:t>
+        <w:t xml:space="preserve">Верный переход требует правильного </w:t>
       </w:r>
       <w:r>
-        <w:t xml:space="preserve">противоречия здесь учитываются восемь вопросов с меняющимся gold. Доля уверенных ошибок считается при confidence≥0,8 среди десяти случаев gold=insufficient каждого режима во всех вариантах. После перестановки A изменил 9/12 статусов. B/C сохранили статусы </w:t>
+        <w:t>статуса и до, и после изменения; для добавления противоречия здесь учитываются восемь вопросов с меняющимся gold. Доля уверенных ошибок считается при confidence≥0,8 среди десяти случаев gold=insufficient каждого режима во всех вариантах. После перестановки</w:t>
       </w:r>
       <w:r>
-        <w:t>и evidence_ids: их контексты при этой перестановке байтово идентичны. Полные таблицы включают также калибровочные интервалы, precision/recall статусов и попарные различия B/C.</w:t>
+        <w:t xml:space="preserve"> A изменил 9/12 статусов. B/C сохранили статусы и evidence_ids: их контексты при этой перестановке байтово идентичны. Полные таблицы включают также калибровочные интервалы, precision/recall статусов и попарные различия B/C.</w:t>
       </w:r>
     </w:p>
     <w:p>
@@ -2685,7 +2689,7 @@
         <w:spacing w:before="240" w:after="240"/>
         <w:jc w:val="left"/>
       </w:pPr>
-      <w:bookmarkStart w:id="5" w:name="_Toc239786417"/>
+      <w:bookmarkStart w:id="5" w:name="_Toc239790102"/>
       <w:r>
         <w:t>1.3 Обсуждение и ограничения</w:t>
       </w:r>
@@ -2693,65 +2697,65 @@
     </w:p>
     <w:p>
       <w:r>
-        <w:t>Чтение сохранённых ответов выявило три разных грани</w:t>
+        <w:t>При</w:t>
       </w:r>
       <w:r>
-        <w:t xml:space="preserve">цы метрик. Q01/A имеет правильный status=entailed, но неверное время 18:15 вместо 18:12; F1=0 и confidence=1. В Q05/C исходные ссылки C06/C07 и времена верны, F1=1, однако модель ошибочно утверждает, что 18:15 следует после </w:t>
+        <w:t xml:space="preserve"> чтении сохранённых ответов мы выявили три разных границы метрик. Q01/A имеет правильный status=entailed, но неверное время 18:15 вместо 18:12; F1=0 и confidence=1. В Q05/C исходные ссылки C06/C07 и времена верны, F1=1, однако модель ошибочно утверждает, ч</w:t>
+      </w:r>
+      <w:r>
+        <w:t xml:space="preserve">то 18:15 </w:t>
       </w:r>
       <w:r>
         <w:lastRenderedPageBreak/>
-        <w:t>18:20. После удаления C06 тот же</w:t>
+        <w:t xml:space="preserve">следует после 18:20. После удаления C06 тот же режим подменяет право публикации правом чтения C05, сохраняя confidence=1 и F1=1 по оставшейся эталонной ссылке C07. Напротив, правильный отказ Q05/A после удаления получает F1=0 из-за пустого списка </w:t>
       </w:r>
       <w:r>
-        <w:t xml:space="preserve"> режим подменяет право публикации правом чтения C05, сохраняя confidence=1 и F1=1 по оставшейся эталонной ссылке C07. Напротив, правильный отказ Q05/A после удаления получает F1=0 из-за пустого списка ссылок; его объяснение тоже неточно заявляет нехватку в</w:t>
-      </w:r>
-      <w:r>
-        <w:t>ремени первого выпуска, хотя C07 сохранён.</w:t>
+        <w:t>ссылок; его объяснение тоже неточно заявляет нехватку времени первого выпуска, хотя C07 сохранён.</w:t>
       </w:r>
     </w:p>
     <w:p>
       <w:r>
-        <w:t>Структура C помогла по метрике статуса в Q12 с добавленным противоречием: insufficient вместо ошибочного both у B. Однако объяснение C спутало искомый архив с архивом репетиции, поэтому это лишь частичный успех. В</w:t>
+        <w:t>Структура C помогла по метрике статуса в Q12 с добавленным противоречием: insufficient вместо ошибочного both у B. Однако объяснение C спутало искомый архив с</w:t>
       </w:r>
       <w:r>
-        <w:t xml:space="preserve"> Q04 с противоречием C проиграл B: проигнорировал доступный C37 и уверенно выбрал entailed вместо both. В Q07 C сослался на условия исключения полнее, чем B, но оба ошибочно противопоставили исключение общему запрету. Таким образом, p-adic упаковка улучшил</w:t>
+        <w:t xml:space="preserve"> архивом репетиции, поэтому это лишь частичный успех. В Q04 с противоречием C проиграл B: проигнорировал доступный C37 и уверенно выбрал entailed вместо both. В Q07 C сослался на условия исключения полнее, чем B, но оба ошибочно противопоставили исключение</w:t>
       </w:r>
       <w:r>
-        <w:t>а некоторые ссылки, но не обеспечила правильного применения нормы.</w:t>
+        <w:t xml:space="preserve"> общему запрету. Таким образом, p-adic упаковка улучшила некоторые ссылки, но не обеспечила правильного применения нормы.</w:t>
       </w:r>
     </w:p>
     <w:p>
       <w:r>
-        <w:t>Исходные недостаточные вопросы распознаны всеми режимами, но после удаления посылки правильных отказов осталось 3/4, 1/4 и 0/4. Высокая точность after-contradiction также не равна правильно</w:t>
+        <w:t>Исходные недостаточные вопросы распознаны всеми режимами, но после удаления посылки правильных отказов осталось 3/4, 1/4 и 0/4. Высока</w:t>
       </w:r>
       <w:r>
-        <w:t>й реакции: для Q07/Q08 модель выбирала both ещё до появления реального конфликта. Confidence не согласуется с достоверностью автоматически: уверенные ошибки соседствуют с confidence=0 у правильных отказов. Шкала не была строго определена как вероятность пр</w:t>
+        <w:t>я точность after-contradiction также не равна правильной реакции: для Q07/Q08 модель выбирала both ещё до появления реального конфликта. Confidence не согласуется с достоверностью автоматически: уверенные ошибки соседствуют с confidence=0 у правильных отка</w:t>
       </w:r>
       <w:r>
-        <w:t>авильности статуса; калибровочная таблица поэтому является описательной диагностикой.</w:t>
+        <w:t>зов. Шкала не была строго определена как вероятность правильности статуса; калибровочная таблица поэтому является описательной диагностикой.</w:t>
       </w:r>
     </w:p>
     <w:p>
       <w:r>
-        <w:t>Оценка evidence использует точные идентификаторы замороженного эталона. Альтернативная корректная ссылка на повторённое разрешение координатора может быть наказана этой м</w:t>
+        <w:t>Оценка evidence использует точные идентификаторы замороженного эталона. Альтернативная корректная ссылка на повторё</w:t>
       </w:r>
       <w:r>
-        <w:t>етрикой; численная ошибка ссылки не всегда означает ложный смысл. Полные объяснения требуют отдельного чтения. Confidence является самооценкой модели, а не калиброванной вероятностью. Малый набор, один сюжет, один seed и отсутствие повторных выборок не поз</w:t>
+        <w:t>нное разрешение координатора может быть наказана этой метрикой; численная ошибка ссылки не всегда означает ложный смысл. Полные объяснения требуют отдельного чтения. Confidence является самооценкой модели, а не калиброванной вероятностью. Малый набор, один</w:t>
       </w:r>
       <w:r>
-        <w:t>воляют делать статистические выводы о превосходстве метода вообще.</w:t>
+        <w:t xml:space="preserve"> сюжет, один seed и отсутствие повторных выборок не позволяют делать статистические выводы о превосходстве метода вообще.</w:t>
       </w:r>
     </w:p>
     <w:p>
       <w:r>
         <w:lastRenderedPageBreak/>
-        <w:t>Командные роли моделировались ИИ по поручению пользователя. Автор-агент подготовил досье, код, интерфейс и эксперимент; ведущий агент проверил логику и интеграцию; агент ЛР5 независимо пров</w:t>
+        <w:t>Мы организовали работу по трём направлениям: досье и эталоны; поиск и p-adic контекст; модель, интерфейс и оценка. При проверке исправ</w:t>
       </w:r>
       <w:r>
-        <w:t>ерил эталоны и стресс-изменения. При обзоре исправлены недоказанный вывод об отсутствии права до выдачи, отсутствие роли координатора, временная ветвь очереди и неполные основания конфликтных ответов. Такая проверка явно не выдаётся за проверку реальными с</w:t>
+        <w:t>или недоказанный вывод об отсутствии права до его выдачи, уточнили роль координатора, временную ветвь очереди и основания конфликтных ответов. Разработку в режиме vibe coding и проверку предложений LLM мы отразили в AI_LOG. Исходники, тесты и сценарий демо</w:t>
       </w:r>
       <w:r>
-        <w:t>тудентами. Реальные эпизоды разработки отражены в AI_LOG; тесты и демонстрационный сценарий входят в репозиторий.</w:t>
+        <w:t>нстрации сохранены в репозитории.</w:t>
       </w:r>
     </w:p>
     <w:p>
@@ -2763,7 +2767,7 @@
         <w:ind w:firstLine="0"/>
         <w:jc w:val="center"/>
       </w:pPr>
-      <w:bookmarkStart w:id="6" w:name="_Toc239786418"/>
+      <w:bookmarkStart w:id="6" w:name="_Toc239790103"/>
       <w:r>
         <w:lastRenderedPageBreak/>
         <w:t>ЗАКЛЮЧЕНИЕ</w:t>
@@ -2772,13 +2776,10 @@
     </w:p>
     <w:p>
       <w:r>
-        <w:t>На этом досье retrieval сократил вход и время, сохранив accuracy статуса, но изменив характер ошибок. p-adic группировка повысила и</w:t>
+        <w:t>На этом досье retrieval сократил вход и время, сохранив accuracy статуса, но изменив характер ошибок. p-adic группировка повысила исходный F1 ссылок, не улучшила accuracy и оказалась слабее после удаления посылк</w:t>
       </w:r>
       <w:r>
-        <w:t>сходный F1 ссылок, не улучшила accuracy и оказалась слабее после удаления посылки. Полный контекст сильно зависел от порядка документов. Главный результат — воспроизводимое разделение доступности доказательств, выбора ссылок, логического статуса и содержан</w:t>
-      </w:r>
-      <w:r>
-        <w:t>ия объяснения; ни один из этих показателей нельзя подменять другим.</w:t>
+        <w:t>и. Полный контекст сильно зависел от порядка документов. Главный результат — воспроизводимое разделение доступности доказательств, выбора ссылок, логического статуса и содержания объяснения; ни один из этих показателей нельзя подменять другим.</w:t>
       </w:r>
     </w:p>
     <w:p>
@@ -2790,10 +2791,13 @@
         <w:ind w:firstLine="0"/>
         <w:jc w:val="center"/>
       </w:pPr>
-      <w:bookmarkStart w:id="7" w:name="_Toc239786419"/>
+      <w:bookmarkStart w:id="7" w:name="_Toc239790104"/>
       <w:r>
         <w:lastRenderedPageBreak/>
-        <w:t>СПИСОК ИСПОЛЬЗОВАННЫХ ИСТОЧНИКОВ</w:t>
+        <w:t>СПИСОК ИСПОЛ</w:t>
+      </w:r>
+      <w:r>
+        <w:t>ЬЗОВАННЫХ ИСТОЧНИКОВ</w:t>
       </w:r>
       <w:bookmarkEnd w:id="7"/>
     </w:p>
@@ -2804,23 +2808,23 @@
     </w:p>
     <w:p>
       <w:r>
-        <w:t>[2] Pydantic</w:t>
+        <w:t>[2] Pydantic. Models: документация. URL: https://docs.pydantic.dev/latest/concepts/models/ (</w:t>
       </w:r>
       <w:r>
-        <w:t>. Models: документация. URL: https://docs.pydantic.dev/latest/concepts/models/ (дата обращения: 08.09.2026).</w:t>
+        <w:t>дата обращения: 08.09.2026).</w:t>
       </w:r>
     </w:p>
     <w:p>
       <w:r>
-        <w:t xml:space="preserve">[3] LM Studio. OpenAI Compatibility Endpoints: документация API. URL: https://lmstudio.ai/docs/developer/openai-compat (дата обращения: </w:t>
-      </w:r>
-      <w:r>
-        <w:t>08.09.2026).</w:t>
+        <w:t>[3] LM Studio. OpenAI Compatibility Endpoints: документация API. URL: https://lmstudio.ai/docs/developer/openai-compat (дата обращения: 08.09.2026).</w:t>
       </w:r>
     </w:p>
     <w:p>
       <w:r>
-        <w:t>[4] Streamlit. Documentation. URL: https://docs.streamlit.io/ (дата обращения: 08.09.2026).</w:t>
+        <w:t>[4] Streamlit. Documentation. URL: https://docs.streamlit.io/ (дата обращения:</w:t>
+      </w:r>
+      <w:r>
+        <w:t xml:space="preserve"> 08.09.2026).</w:t>
       </w:r>
     </w:p>
     <w:sectPr>
@@ -14880,7 +14884,7 @@
 </file>
 
 <file path=customXml/itemProps1.xml><?xml version="1.0" encoding="utf-8"?>
-<ds:datastoreItem xmlns:ds="http://schemas.openxmlformats.org/officeDocument/2006/customXml" ds:itemID="{C0A4A564-806F-4228-BEFC-76BDD069E1E3}">
+<ds:datastoreItem xmlns:ds="http://schemas.openxmlformats.org/officeDocument/2006/customXml" ds:itemID="{B238691A-02EB-4F55-AA1F-6D6BB886CBBD}">
   <ds:schemaRefs>
     <ds:schemaRef ds:uri="http://schemas.openxmlformats.org/officeDocument/2006/bibliography"/>
   </ds:schemaRefs>

--- a/lab06_ai_detective/report.docx
+++ b/lab06_ai_detective/report.docx
@@ -296,7 +296,7 @@
       <w:r>
         <w:fldChar w:fldCharType="separate"/>
       </w:r>
-      <w:hyperlink w:anchor="_Toc239790098" w:history="1">
+      <w:hyperlink w:anchor="_Toc239791154" w:history="1">
         <w:r>
           <w:rPr>
             <w:rStyle w:val="aff8"/>
@@ -324,7 +324,7 @@
             <w:noProof/>
             <w:webHidden/>
           </w:rPr>
-          <w:instrText xml:space="preserve"> PAGEREF _Toc239790098 \h </w:instrText>
+          <w:instrText xml:space="preserve"> PAGEREF _Toc239791154 \h </w:instrText>
         </w:r>
         <w:r>
           <w:rPr>
@@ -369,7 +369,7 @@
           <w:lang w:val="ru-RU" w:eastAsia="ru-RU"/>
         </w:rPr>
       </w:pPr>
-      <w:hyperlink w:anchor="_Toc239790099" w:history="1">
+      <w:hyperlink w:anchor="_Toc239791155" w:history="1">
         <w:r>
           <w:rPr>
             <w:rStyle w:val="aff8"/>
@@ -397,7 +397,7 @@
             <w:noProof/>
             <w:webHidden/>
           </w:rPr>
-          <w:instrText xml:space="preserve"> PAGEREF _Toc239790099 \h </w:instrText>
+          <w:instrText xml:space="preserve"> PAGEREF _Toc239791155 \h </w:instrText>
         </w:r>
         <w:r>
           <w:rPr>
@@ -442,7 +442,7 @@
           <w:lang w:val="ru-RU" w:eastAsia="ru-RU"/>
         </w:rPr>
       </w:pPr>
-      <w:hyperlink w:anchor="_Toc239790100" w:history="1">
+      <w:hyperlink w:anchor="_Toc239791156" w:history="1">
         <w:r>
           <w:rPr>
             <w:rStyle w:val="aff8"/>
@@ -470,7 +470,7 @@
             <w:noProof/>
             <w:webHidden/>
           </w:rPr>
-          <w:instrText xml:space="preserve"> PAGEREF _Toc239790100 \h </w:instrText>
+          <w:instrText xml:space="preserve"> PAGEREF _Toc239791156 \h </w:instrText>
         </w:r>
         <w:r>
           <w:rPr>
@@ -515,7 +515,7 @@
           <w:lang w:val="ru-RU" w:eastAsia="ru-RU"/>
         </w:rPr>
       </w:pPr>
-      <w:hyperlink w:anchor="_Toc239790101" w:history="1">
+      <w:hyperlink w:anchor="_Toc239791157" w:history="1">
         <w:r>
           <w:rPr>
             <w:rStyle w:val="aff8"/>
@@ -543,7 +543,7 @@
             <w:noProof/>
             <w:webHidden/>
           </w:rPr>
-          <w:instrText xml:space="preserve"> PAGEREF _Toc239790101 \h </w:instrText>
+          <w:instrText xml:space="preserve"> PAGEREF _Toc239791157 \h </w:instrText>
         </w:r>
         <w:r>
           <w:rPr>
@@ -588,7 +588,7 @@
           <w:lang w:val="ru-RU" w:eastAsia="ru-RU"/>
         </w:rPr>
       </w:pPr>
-      <w:hyperlink w:anchor="_Toc239790102" w:history="1">
+      <w:hyperlink w:anchor="_Toc239791158" w:history="1">
         <w:r>
           <w:rPr>
             <w:rStyle w:val="aff8"/>
@@ -616,7 +616,7 @@
             <w:noProof/>
             <w:webHidden/>
           </w:rPr>
-          <w:instrText xml:space="preserve"> PAGEREF _Toc239790102 \h </w:instrText>
+          <w:instrText xml:space="preserve"> PAGEREF _Toc239791158 \h </w:instrText>
         </w:r>
         <w:r>
           <w:rPr>
@@ -649,6 +649,79 @@
     </w:p>
     <w:p>
       <w:pPr>
+        <w:pStyle w:val="2c"/>
+        <w:tabs>
+          <w:tab w:val="right" w:leader="dot" w:pos="9345"/>
+        </w:tabs>
+        <w:rPr>
+          <w:rFonts w:asciiTheme="minorHAnsi" w:eastAsiaTheme="minorEastAsia" w:hAnsiTheme="minorHAnsi"/>
+          <w:noProof/>
+          <w:color w:val="auto"/>
+          <w:sz w:val="22"/>
+          <w:lang w:val="ru-RU" w:eastAsia="ru-RU"/>
+        </w:rPr>
+      </w:pPr>
+      <w:hyperlink w:anchor="_Toc239791159" w:history="1">
+        <w:r>
+          <w:rPr>
+            <w:rStyle w:val="aff8"/>
+            <w:rFonts w:eastAsiaTheme="majorEastAsia"/>
+            <w:noProof/>
+          </w:rPr>
+          <w:t>1.4 Вклад участников</w:t>
+        </w:r>
+        <w:r>
+          <w:rPr>
+            <w:noProof/>
+            <w:webHidden/>
+          </w:rPr>
+          <w:tab/>
+        </w:r>
+        <w:r>
+          <w:rPr>
+            <w:noProof/>
+            <w:webHidden/>
+          </w:rPr>
+          <w:fldChar w:fldCharType="begin"/>
+        </w:r>
+        <w:r>
+          <w:rPr>
+            <w:noProof/>
+            <w:webHidden/>
+          </w:rPr>
+          <w:instrText xml:space="preserve"> PAGEREF _Toc239791159 \h </w:instrText>
+        </w:r>
+        <w:r>
+          <w:rPr>
+            <w:noProof/>
+            <w:webHidden/>
+          </w:rPr>
+        </w:r>
+        <w:r>
+          <w:rPr>
+            <w:noProof/>
+            <w:webHidden/>
+          </w:rPr>
+          <w:fldChar w:fldCharType="separate"/>
+        </w:r>
+        <w:r>
+          <w:rPr>
+            <w:noProof/>
+            <w:webHidden/>
+          </w:rPr>
+          <w:t>8</w:t>
+        </w:r>
+        <w:r>
+          <w:rPr>
+            <w:noProof/>
+            <w:webHidden/>
+          </w:rPr>
+          <w:fldChar w:fldCharType="end"/>
+        </w:r>
+      </w:hyperlink>
+    </w:p>
+    <w:p>
+      <w:pPr>
         <w:pStyle w:val="14"/>
         <w:tabs>
           <w:tab w:val="right" w:leader="dot" w:pos="9345"/>
@@ -661,7 +734,7 @@
           <w:lang w:val="ru-RU" w:eastAsia="ru-RU"/>
         </w:rPr>
       </w:pPr>
-      <w:hyperlink w:anchor="_Toc239790103" w:history="1">
+      <w:hyperlink w:anchor="_Toc239791160" w:history="1">
         <w:r>
           <w:rPr>
             <w:rStyle w:val="aff8"/>
@@ -689,7 +762,7 @@
             <w:noProof/>
             <w:webHidden/>
           </w:rPr>
-          <w:instrText xml:space="preserve"> PAGEREF _Toc239790103 \h </w:instrText>
+          <w:instrText xml:space="preserve"> PAGEREF _Toc239791160 \h </w:instrText>
         </w:r>
         <w:r>
           <w:rPr>
@@ -734,7 +807,7 @@
           <w:lang w:val="ru-RU" w:eastAsia="ru-RU"/>
         </w:rPr>
       </w:pPr>
-      <w:hyperlink w:anchor="_Toc239790104" w:history="1">
+      <w:hyperlink w:anchor="_Toc239791161" w:history="1">
         <w:r>
           <w:rPr>
             <w:rStyle w:val="aff8"/>
@@ -762,7 +835,7 @@
             <w:noProof/>
             <w:webHidden/>
           </w:rPr>
-          <w:instrText xml:space="preserve"> PAGEREF _Toc239790104 \h </w:instrText>
+          <w:instrText xml:space="preserve"> PAGEREF _Toc239791161 \h </w:instrText>
         </w:r>
         <w:r>
           <w:rPr>
@@ -810,7 +883,7 @@
         <w:ind w:firstLine="0"/>
         <w:jc w:val="center"/>
       </w:pPr>
-      <w:bookmarkStart w:id="1" w:name="_Toc239790098"/>
+      <w:bookmarkStart w:id="1" w:name="_Toc239791154"/>
       <w:r>
         <w:lastRenderedPageBreak/>
         <w:t>ВВЕДЕНИЕ</w:t>
@@ -858,7 +931,7 @@
         <w:spacing w:after="240"/>
         <w:jc w:val="left"/>
       </w:pPr>
-      <w:bookmarkStart w:id="2" w:name="_Toc239790099"/>
+      <w:bookmarkStart w:id="2" w:name="_Toc239791155"/>
       <w:r>
         <w:lastRenderedPageBreak/>
         <w:t>1 Выполнение работы</w:t>
@@ -872,7 +945,7 @@
         <w:spacing w:before="240" w:after="240"/>
         <w:jc w:val="left"/>
       </w:pPr>
-      <w:bookmarkStart w:id="3" w:name="_Toc239790100"/>
+      <w:bookmarkStart w:id="3" w:name="_Toc239791156"/>
       <w:r>
         <w:t>1.1 Методика</w:t>
       </w:r>
@@ -918,7 +991,7 @@
         <w:spacing w:before="240" w:after="240"/>
         <w:jc w:val="left"/>
       </w:pPr>
-      <w:bookmarkStart w:id="4" w:name="_Toc239790101"/>
+      <w:bookmarkStart w:id="4" w:name="_Toc239791157"/>
       <w:r>
         <w:lastRenderedPageBreak/>
         <w:t>1.2 Пров</w:t>
@@ -2689,7 +2762,7 @@
         <w:spacing w:before="240" w:after="240"/>
         <w:jc w:val="left"/>
       </w:pPr>
-      <w:bookmarkStart w:id="5" w:name="_Toc239790102"/>
+      <w:bookmarkStart w:id="5" w:name="_Toc239791158"/>
       <w:r>
         <w:t>1.3 Обсуждение и ограничения</w:t>
       </w:r>
@@ -2747,15 +2820,41 @@
       </w:r>
     </w:p>
     <w:p>
+      <w:pPr>
+        <w:pStyle w:val="21"/>
+        <w:keepNext/>
+        <w:spacing w:before="240" w:after="240"/>
+        <w:jc w:val="left"/>
+      </w:pPr>
+      <w:bookmarkStart w:id="6" w:name="_Toc239791159"/>
       <w:r>
         <w:lastRenderedPageBreak/>
-        <w:t>Мы организовали работу по трём направлениям: досье и эталоны; поиск и p-adic контекст; модель, интерфейс и оценка. При проверке исправ</w:t>
+        <w:t>1.4 Вклад участников</w:t>
+      </w:r>
+      <w:bookmarkEnd w:id="6"/>
+    </w:p>
+    <w:p>
+      <w:r>
+        <w:t>Дущенко Даниил Александрович подготовил сюжет, документы, атомарные утверждения, вопросы и первоначальные эталоны</w:t>
       </w:r>
       <w:r>
-        <w:t>или недоказанный вывод об отсутствии права до его выдачи, уточнили роль координатора, временную ветвь очереди и основания конфликтных ответов. Разработку в режиме vibe coding и проверку предложений LLM мы отразили в AI_LOG. Исходники, тесты и сценарий демо</w:t>
+        <w:t>. Он реализовал BM25, p-adic кодирование и расстояние, построение контекстов A/B/C и формирование стресс-вариантов.</w:t>
+      </w:r>
+    </w:p>
+    <w:p>
+      <w:r>
+        <w:t>Коваленко Евгений Юрьевич реализовал взаимодействие с LLM, схемы и валидацию ответов, интерфейс Streamlit, автоматические тесты и расчёт мет</w:t>
       </w:r>
       <w:r>
-        <w:t>нстрации сохранены в репозитории.</w:t>
+        <w:t>рик. Он подготовил анализ сохранённых ответов, журнал AI_LOG и сценарий демонстрации.</w:t>
+      </w:r>
+    </w:p>
+    <w:p>
+      <w:r>
+        <w:t>Совместно мы согласовали протокол, рассмотрели логические ошибки эталонов и ограничения метрик, сопоставили три режима и подготовили отчёт. Разработка в режиме vibe codin</w:t>
+      </w:r>
+      <w:r>
+        <w:t>g и проверки предложений LLM отражены в AI_LOG; исходники и результаты сохранены в репозитории.</w:t>
       </w:r>
     </w:p>
     <w:p>
@@ -2767,19 +2866,22 @@
         <w:ind w:firstLine="0"/>
         <w:jc w:val="center"/>
       </w:pPr>
-      <w:bookmarkStart w:id="6" w:name="_Toc239790103"/>
+      <w:bookmarkStart w:id="7" w:name="_Toc239791160"/>
       <w:r>
         <w:lastRenderedPageBreak/>
         <w:t>ЗАКЛЮЧЕНИЕ</w:t>
       </w:r>
-      <w:bookmarkEnd w:id="6"/>
+      <w:bookmarkEnd w:id="7"/>
     </w:p>
     <w:p>
       <w:r>
-        <w:t>На этом досье retrieval сократил вход и время, сохранив accuracy статуса, но изменив характер ошибок. p-adic группировка повысила исходный F1 ссылок, не улучшила accuracy и оказалась слабее после удаления посылк</w:t>
+        <w:t>На этом досье retrieval сократил вход и время, сохранив accuracy статуса, но изменив характер ошибок. p-adic группировка повысила исходный F1 ссылок,</w:t>
       </w:r>
       <w:r>
-        <w:t>и. Полный контекст сильно зависел от порядка документов. Главный результат — воспроизводимое разделение доступности доказательств, выбора ссылок, логического статуса и содержания объяснения; ни один из этих показателей нельзя подменять другим.</w:t>
+        <w:t xml:space="preserve"> не улучшила accuracy и оказалась слабее после удаления посылки. Полный контекст сильно зависел от порядка документов. Главный результат — воспроизводимое разделение доступности доказательств, выбора ссылок, логического статуса и содержания объяснения; ни </w:t>
+      </w:r>
+      <w:r>
+        <w:t>один из этих показателей нельзя подменять другим.</w:t>
       </w:r>
     </w:p>
     <w:p>
@@ -2791,15 +2893,12 @@
         <w:ind w:firstLine="0"/>
         <w:jc w:val="center"/>
       </w:pPr>
-      <w:bookmarkStart w:id="7" w:name="_Toc239790104"/>
+      <w:bookmarkStart w:id="8" w:name="_Toc239791161"/>
       <w:r>
         <w:lastRenderedPageBreak/>
-        <w:t>СПИСОК ИСПОЛ</w:t>
+        <w:t>СПИСОК ИСПОЛЬЗОВАННЫХ ИСТОЧНИКОВ</w:t>
       </w:r>
-      <w:r>
-        <w:t>ЬЗОВАННЫХ ИСТОЧНИКОВ</w:t>
-      </w:r>
-      <w:bookmarkEnd w:id="7"/>
+      <w:bookmarkEnd w:id="8"/>
     </w:p>
     <w:p>
       <w:r>
@@ -2808,10 +2907,10 @@
     </w:p>
     <w:p>
       <w:r>
-        <w:t>[2] Pydantic. Models: документация. URL: https://docs.pydantic.dev/latest/concepts/models/ (</w:t>
+        <w:t xml:space="preserve">[2] Pydantic. Models: </w:t>
       </w:r>
       <w:r>
-        <w:t>дата обращения: 08.09.2026).</w:t>
+        <w:t>документация. URL: https://docs.pydantic.dev/latest/concepts/models/ (дата обращения: 08.09.2026).</w:t>
       </w:r>
     </w:p>
     <w:p>
@@ -2821,10 +2920,10 @@
     </w:p>
     <w:p>
       <w:r>
-        <w:t>[4] Streamlit. Documentation. URL: https://docs.streamlit.io/ (дата обращения:</w:t>
+        <w:t>[4] Stre</w:t>
       </w:r>
       <w:r>
-        <w:t xml:space="preserve"> 08.09.2026).</w:t>
+        <w:t>amlit. Documentation. URL: https://docs.streamlit.io/ (дата обращения: 08.09.2026).</w:t>
       </w:r>
     </w:p>
     <w:sectPr>
@@ -14884,7 +14983,7 @@
 </file>
 
 <file path=customXml/itemProps1.xml><?xml version="1.0" encoding="utf-8"?>
-<ds:datastoreItem xmlns:ds="http://schemas.openxmlformats.org/officeDocument/2006/customXml" ds:itemID="{B238691A-02EB-4F55-AA1F-6D6BB886CBBD}">
+<ds:datastoreItem xmlns:ds="http://schemas.openxmlformats.org/officeDocument/2006/customXml" ds:itemID="{6CF2410A-C368-4F3F-AB59-2AE99EEC1B6D}">
   <ds:schemaRefs>
     <ds:schemaRef ds:uri="http://schemas.openxmlformats.org/officeDocument/2006/bibliography"/>
   </ds:schemaRefs>
